--- a/Backend/ExamBackend/Rapport_Projet_JEE_Assurance.docx
+++ b/Backend/ExamBackend/Rapport_Projet_JEE_Assurance.docx
@@ -79,21 +79,7 @@
         <w:rPr>
           <w:lang w:val="fr-FR"/>
         </w:rPr>
-        <w:t xml:space="preserve"> afin de gérer les </w:t>
-      </w:r>
-      <w:r>
-        <w:rPr>
-          <w:lang w:val="fr-FR"/>
-        </w:rPr>
-        <w:t>contrats d’ass</w:t>
-      </w:r>
-      <w:bookmarkStart w:id="0" w:name="_GoBack"/>
-      <w:bookmarkEnd w:id="0"/>
-      <w:r>
-        <w:rPr>
-          <w:lang w:val="fr-FR"/>
-        </w:rPr>
-        <w:t>urance.</w:t>
+        <w:t xml:space="preserve"> afin de gérer les contrats d’assurance.</w:t>
       </w:r>
     </w:p>
     <w:p>
@@ -2585,13 +2571,7 @@
         <w:rPr>
           <w:lang w:val="fr-FR"/>
         </w:rPr>
-        <w:t xml:space="preserve"> Data JPA </w:t>
-      </w:r>
-      <w:r>
-        <w:rPr>
-          <w:lang w:val="fr-FR"/>
-        </w:rPr>
-        <w:t xml:space="preserve">et </w:t>
+        <w:t xml:space="preserve"> Data JPA et </w:t>
       </w:r>
       <w:proofErr w:type="spellStart"/>
       <w:r>
@@ -4628,13 +4608,7 @@
         <w:rPr>
           <w:lang w:val="fr-FR"/>
         </w:rPr>
-        <w:t>Les services REST sont dével</w:t>
-      </w:r>
-      <w:r>
-        <w:rPr>
-          <w:lang w:val="fr-FR"/>
-        </w:rPr>
-        <w:t xml:space="preserve">oppés avec </w:t>
+        <w:t xml:space="preserve">Les services REST sont développés avec </w:t>
       </w:r>
       <w:proofErr w:type="spellStart"/>
       <w:r>
@@ -5230,14 +5204,72 @@
         <w:rPr>
           <w:lang w:val="fr-FR"/>
         </w:rPr>
-        <w:t xml:space="preserve"> permet la gestion des clients, contrats e</w:t>
+        <w:t xml:space="preserve"> permet la gestion des </w:t>
       </w:r>
       <w:r>
         <w:rPr>
           <w:lang w:val="fr-FR"/>
         </w:rPr>
-        <w:t>t paiements avec authentification JWT.</w:t>
-      </w:r>
+        <w:t xml:space="preserve">clients, contrats et </w:t>
+      </w:r>
+      <w:proofErr w:type="gramStart"/>
+      <w:r>
+        <w:rPr>
+          <w:lang w:val="fr-FR"/>
+        </w:rPr>
+        <w:t>paiements .</w:t>
+      </w:r>
+      <w:proofErr w:type="gramEnd"/>
+    </w:p>
+    <w:p>
+      <w:pPr>
+        <w:rPr>
+          <w:lang w:val="fr-FR"/>
+        </w:rPr>
+      </w:pPr>
+      <w:bookmarkStart w:id="0" w:name="_GoBack"/>
+      <w:r>
+        <w:rPr>
+          <w:lang w:val="fr-FR"/>
+        </w:rPr>
+        <w:lastRenderedPageBreak/>
+        <w:drawing>
+          <wp:inline distT="0" distB="0" distL="0" distR="0" wp14:anchorId="49A47B38" wp14:editId="59D8AA9F">
+            <wp:extent cx="5486400" cy="1966595"/>
+            <wp:effectExtent l="0" t="0" r="0" b="0"/>
+            <wp:docPr id="1" name="Image 1"/>
+            <wp:cNvGraphicFramePr>
+              <a:graphicFrameLocks xmlns:a="http://schemas.openxmlformats.org/drawingml/2006/main" noChangeAspect="1"/>
+            </wp:cNvGraphicFramePr>
+            <a:graphic xmlns:a="http://schemas.openxmlformats.org/drawingml/2006/main">
+              <a:graphicData uri="http://schemas.openxmlformats.org/drawingml/2006/picture">
+                <pic:pic xmlns:pic="http://schemas.openxmlformats.org/drawingml/2006/picture">
+                  <pic:nvPicPr>
+                    <pic:cNvPr id="1" name=""/>
+                    <pic:cNvPicPr/>
+                  </pic:nvPicPr>
+                  <pic:blipFill>
+                    <a:blip r:embed="rId6"/>
+                    <a:stretch>
+                      <a:fillRect/>
+                    </a:stretch>
+                  </pic:blipFill>
+                  <pic:spPr>
+                    <a:xfrm>
+                      <a:off x="0" y="0"/>
+                      <a:ext cx="5486400" cy="1966595"/>
+                    </a:xfrm>
+                    <a:prstGeom prst="rect">
+                      <a:avLst/>
+                    </a:prstGeom>
+                  </pic:spPr>
+                </pic:pic>
+              </a:graphicData>
+            </a:graphic>
+          </wp:inline>
+        </w:drawing>
+      </w:r>
+      <w:bookmarkEnd w:id="0"/>
     </w:p>
     <w:p>
       <w:pPr>
@@ -17960,7 +17992,7 @@
 </file>
 
 <file path=customXml/itemProps1.xml><?xml version="1.0" encoding="utf-8"?>
-<ds:datastoreItem xmlns:ds="http://schemas.openxmlformats.org/officeDocument/2006/customXml" ds:itemID="{10DF36F6-FCC0-4CA6-AB45-0351D3412A26}">
+<ds:datastoreItem xmlns:ds="http://schemas.openxmlformats.org/officeDocument/2006/customXml" ds:itemID="{1399CDE9-AF4E-4110-8211-FB206F81F7F0}">
   <ds:schemaRefs>
     <ds:schemaRef ds:uri="http://schemas.openxmlformats.org/officeDocument/2006/bibliography"/>
   </ds:schemaRefs>
